--- a/dokumenty/elektryk/wystawione/Oswiadczenie_kabel_dzialka_18_Jaderko.docx
+++ b/dokumenty/elektryk/wystawione/Oswiadczenie_kabel_dzialka_18_Jaderko.docx
@@ -367,26 +367,12 @@
       <w:r>
         <w:rPr>
           <w:rFonts w:ascii="Calibri" w:cs="Calibri" w:eastAsia="Calibri" w:hAnsi="Calibri"/>
-          <w:sz w:val="22"/>
-          <w:szCs w:val="22"/>
-        </w:rPr>
-        <w:t xml:space="preserve">……………………………</w:t>
-      </w:r>
-      <w:r>
-        <w:rPr>
-          <w:rFonts w:ascii="Calibri" w:cs="Calibri" w:eastAsia="Calibri" w:hAnsi="Calibri"/>
-          <w:sz w:val="22"/>
-          <w:szCs w:val="22"/>
-        </w:rPr>
-        <w:t xml:space="preserve">, ważne do dnia </w:t>
-      </w:r>
-      <w:r>
-        <w:rPr>
-          <w:rFonts w:ascii="Calibri" w:cs="Calibri" w:eastAsia="Calibri" w:hAnsi="Calibri"/>
-          <w:sz w:val="22"/>
-          <w:szCs w:val="22"/>
-        </w:rPr>
-        <w:t xml:space="preserve">………………………</w:t>
+          <w:b/>
+          <w:bCs/>
+          <w:sz w:val="22"/>
+          <w:szCs w:val="22"/>
+        </w:rPr>
+        <w:t xml:space="preserve">G1/E/470/1081/2025</w:t>
       </w:r>
       <w:r>
         <w:rPr>
@@ -415,26 +401,12 @@
       <w:r>
         <w:rPr>
           <w:rFonts w:ascii="Calibri" w:cs="Calibri" w:eastAsia="Calibri" w:hAnsi="Calibri"/>
-          <w:sz w:val="22"/>
-          <w:szCs w:val="22"/>
-        </w:rPr>
-        <w:t xml:space="preserve">……………………………</w:t>
-      </w:r>
-      <w:r>
-        <w:rPr>
-          <w:rFonts w:ascii="Calibri" w:cs="Calibri" w:eastAsia="Calibri" w:hAnsi="Calibri"/>
-          <w:sz w:val="22"/>
-          <w:szCs w:val="22"/>
-        </w:rPr>
-        <w:t xml:space="preserve">, ważne do dnia </w:t>
-      </w:r>
-      <w:r>
-        <w:rPr>
-          <w:rFonts w:ascii="Calibri" w:cs="Calibri" w:eastAsia="Calibri" w:hAnsi="Calibri"/>
-          <w:sz w:val="22"/>
-          <w:szCs w:val="22"/>
-        </w:rPr>
-        <w:t xml:space="preserve">………………………</w:t>
+          <w:b/>
+          <w:bCs/>
+          <w:sz w:val="22"/>
+          <w:szCs w:val="22"/>
+        </w:rPr>
+        <w:t xml:space="preserve">G1/D/470/1082/2025</w:t>
       </w:r>
       <w:r>
         <w:rPr>
